--- a/Games/flappy-continents.docx
+++ b/Games/flappy-continents.docx
@@ -2302,7 +2302,7 @@
         <w:pStyle w:val="Compact"/>
       </w:pPr>
       <w:r>
-        <w:t xml:space="preserve">D2 Core Gameplay Loop Prototype (tap-to-flap toy proving the feel — default mandated-designer pick)</w:t>
+        <w:t xml:space="preserve">D2 Core Gameplay Loop Prototype (tap-to-flap toy proving the feel — default mandated-designer pick) · prototype in Unity</w:t>
       </w:r>
     </w:p>
     <w:p>
